--- a/EXPORTS/DOCX/published/niveau3/Dutch/MNusantara.docx
+++ b/EXPORTS/DOCX/published/niveau3/Dutch/MNusantara.docx
@@ -3146,7 +3146,7 @@
           <w:sz w:val="24"/>
           <w:u w:val="single"/>
         </w:rPr>
-        <w:hyperlink r:id="rId18" w:history="1">
+        <w:hyperlink r:id="rId19" w:history="1">
           <w:r>
             <w:rPr>
               <w:rStyle w:val="Hyperlink"/>
@@ -3164,14 +3164,7 @@
           <w:color w:val="000000"/>
           <w:sz w:val="24"/>
         </w:rPr>
-        <w:hyperlink r:id="rId18" w:history="1">
-          <w:r>
-            <w:rPr>
-              <w:rStyle w:val="Hyperlink"/>
-            </w:rPr>
-            <w:t xml:space="preserve">, </w:t>
-          </w:r>
-        </w:hyperlink>
+        <w:t xml:space="preserve">, </w:t>
       </w:r>
       <w:r>
         <w:rPr>
@@ -3182,7 +3175,7 @@
           <w:sz w:val="24"/>
           <w:u w:val="single"/>
         </w:rPr>
-        <w:hyperlink r:id="rId18" w:history="1">
+        <w:hyperlink r:id="rId20" w:history="1">
           <w:r>
             <w:rPr>
               <w:rStyle w:val="Hyperlink"/>
@@ -3229,7 +3222,7 @@
           <w:sz w:val="24"/>
           <w:u w:val="single"/>
         </w:rPr>
-        <w:hyperlink r:id="rId20" w:history="1">
+        <w:hyperlink r:id="rId18" w:history="1">
           <w:r>
             <w:rPr>
               <w:rStyle w:val="Hyperlink"/>
@@ -3450,7 +3443,7 @@
           <w:sz w:val="24"/>
           <w:u w:val="single"/>
         </w:rPr>
-        <w:hyperlink r:id="rId21" w:history="1">
+        <w:hyperlink r:id="rId22" w:history="1">
           <w:r>
             <w:rPr>
               <w:rStyle w:val="Hyperlink"/>
@@ -3468,7 +3461,7 @@
           <w:sz w:val="24"/>
           <w:u w:val="single"/>
         </w:rPr>
-        <w:hyperlink r:id="rId21" w:history="1">
+        <w:hyperlink r:id="rId22" w:history="1">
           <w:r>
             <w:rPr>
               <w:rStyle w:val="Hyperlink"/>
@@ -3485,7 +3478,14 @@
           <w:color w:val="000000"/>
           <w:sz w:val="24"/>
         </w:rPr>
-        <w:t xml:space="preserve">, </w:t>
+        <w:hyperlink r:id="rId21" w:history="1">
+          <w:r>
+            <w:rPr>
+              <w:rStyle w:val="Hyperlink"/>
+            </w:rPr>
+            <w:t xml:space="preserve">, </w:t>
+          </w:r>
+        </w:hyperlink>
       </w:r>
       <w:r>
         <w:rPr>

--- a/EXPORTS/DOCX/published/niveau3/Dutch/MNusantara.docx
+++ b/EXPORTS/DOCX/published/niveau3/Dutch/MNusantara.docx
@@ -516,25 +516,7 @@
           <w:color w:val="000000"/>
           <w:sz w:val="24"/>
         </w:rPr>
-        <w:t>burgerlijke ingenieurs als kol</w:t>
-      </w:r>
-      <w:r>
-        <w:rPr>
-          <w:u w:val="single" w:color="0000ff"/>
-          <w:rFonts w:ascii="Charis SIL Regular" w:hAnsi="Charis SIL Regular" w:eastAsia="Charis SIL Regular"/>
-          <w:b w:val="0"/>
-          <w:i w:val="0"/>
-          <w:color w:val="000000"/>
-          <w:sz w:val="24"/>
-        </w:rPr>
-        <w:hyperlink r:id="rId11" w:history="1">
-          <w:r>
-            <w:rPr>
-              <w:rStyle w:val="Hyperlink"/>
-            </w:rPr>
-            <w:t>oniale bestu</w:t>
-          </w:r>
-        </w:hyperlink>
+        <w:t>burgerlijke ingenieurs als koloniale bestu</w:t>
       </w:r>
       <w:r>
         <w:rPr>
@@ -3128,7 +3110,7 @@
           <w:sz w:val="24"/>
           <w:u w:val="single"/>
         </w:rPr>
-        <w:hyperlink r:id="rId18" w:history="1">
+        <w:hyperlink r:id="rId19" w:history="1">
           <w:r>
             <w:rPr>
               <w:rStyle w:val="Hyperlink"/>
@@ -3175,7 +3157,7 @@
           <w:sz w:val="24"/>
           <w:u w:val="single"/>
         </w:rPr>
-        <w:hyperlink r:id="rId20" w:history="1">
+        <w:hyperlink r:id="rId18" w:history="1">
           <w:r>
             <w:rPr>
               <w:rStyle w:val="Hyperlink"/>
@@ -3222,7 +3204,7 @@
           <w:sz w:val="24"/>
           <w:u w:val="single"/>
         </w:rPr>
-        <w:hyperlink r:id="rId18" w:history="1">
+        <w:hyperlink r:id="rId20" w:history="1">
           <w:r>
             <w:rPr>
               <w:rStyle w:val="Hyperlink"/>
@@ -3478,14 +3460,7 @@
           <w:color w:val="000000"/>
           <w:sz w:val="24"/>
         </w:rPr>
-        <w:hyperlink r:id="rId21" w:history="1">
-          <w:r>
-            <w:rPr>
-              <w:rStyle w:val="Hyperlink"/>
-            </w:rPr>
-            <w:t xml:space="preserve">, </w:t>
-          </w:r>
-        </w:hyperlink>
+        <w:t xml:space="preserve">, </w:t>
       </w:r>
       <w:r>
         <w:rPr>
@@ -3525,7 +3500,7 @@
           <w:sz w:val="24"/>
           <w:u w:val="single"/>
         </w:rPr>
-        <w:hyperlink r:id="rId21" w:history="1">
+        <w:hyperlink r:id="rId23" w:history="1">
           <w:r>
             <w:rPr>
               <w:rStyle w:val="Hyperlink"/>

--- a/EXPORTS/DOCX/published/niveau3/Dutch/MNusantara.docx
+++ b/EXPORTS/DOCX/published/niveau3/Dutch/MNusantara.docx
@@ -516,7 +516,25 @@
           <w:color w:val="000000"/>
           <w:sz w:val="24"/>
         </w:rPr>
-        <w:t>burgerlijke ingenieurs als koloniale bestu</w:t>
+        <w:t>burgerlijke ingenieurs als kol</w:t>
+      </w:r>
+      <w:r>
+        <w:rPr>
+          <w:u w:val="single" w:color="0000ff"/>
+          <w:rFonts w:ascii="Charis SIL Regular" w:hAnsi="Charis SIL Regular" w:eastAsia="Charis SIL Regular"/>
+          <w:b w:val="0"/>
+          <w:i w:val="0"/>
+          <w:color w:val="000000"/>
+          <w:sz w:val="24"/>
+        </w:rPr>
+        <w:hyperlink r:id="rId11" w:history="1">
+          <w:r>
+            <w:rPr>
+              <w:rStyle w:val="Hyperlink"/>
+            </w:rPr>
+            <w:t>oniale bestu</w:t>
+          </w:r>
+        </w:hyperlink>
       </w:r>
       <w:r>
         <w:rPr>
@@ -2855,15 +2873,9 @@
           <w:i w:val="0"/>
           <w:color w:val="0000FF"/>
           <w:sz w:val="24"/>
+          <w:u w:val="single"/>
         </w:rPr>
-        <w:hyperlink r:id="rId14" w:history="1">
-          <w:r>
-            <w:rPr>
-              <w:rStyle w:val="Hyperlink"/>
-            </w:rPr>
-            <w:t>2</w:t>
-          </w:r>
-        </w:hyperlink>
+        <w:t>2</w:t>
       </w:r>
       <w:r>
         <w:rPr>
@@ -3110,7 +3122,7 @@
           <w:sz w:val="24"/>
           <w:u w:val="single"/>
         </w:rPr>
-        <w:hyperlink r:id="rId19" w:history="1">
+        <w:hyperlink r:id="rId18" w:history="1">
           <w:r>
             <w:rPr>
               <w:rStyle w:val="Hyperlink"/>
@@ -3128,7 +3140,7 @@
           <w:sz w:val="24"/>
           <w:u w:val="single"/>
         </w:rPr>
-        <w:hyperlink r:id="rId19" w:history="1">
+        <w:hyperlink r:id="rId18" w:history="1">
           <w:r>
             <w:rPr>
               <w:rStyle w:val="Hyperlink"/>
@@ -3146,7 +3158,14 @@
           <w:color w:val="000000"/>
           <w:sz w:val="24"/>
         </w:rPr>
-        <w:t xml:space="preserve">, </w:t>
+        <w:hyperlink r:id="rId18" w:history="1">
+          <w:r>
+            <w:rPr>
+              <w:rStyle w:val="Hyperlink"/>
+            </w:rPr>
+            <w:t xml:space="preserve">, </w:t>
+          </w:r>
+        </w:hyperlink>
       </w:r>
       <w:r>
         <w:rPr>
@@ -3157,7 +3176,7 @@
           <w:sz w:val="24"/>
           <w:u w:val="single"/>
         </w:rPr>
-        <w:hyperlink r:id="rId18" w:history="1">
+        <w:hyperlink r:id="rId20" w:history="1">
           <w:r>
             <w:rPr>
               <w:rStyle w:val="Hyperlink"/>
@@ -3425,7 +3444,7 @@
           <w:sz w:val="24"/>
           <w:u w:val="single"/>
         </w:rPr>
-        <w:hyperlink r:id="rId22" w:history="1">
+        <w:hyperlink r:id="rId21" w:history="1">
           <w:r>
             <w:rPr>
               <w:rStyle w:val="Hyperlink"/>
@@ -3443,7 +3462,7 @@
           <w:sz w:val="24"/>
           <w:u w:val="single"/>
         </w:rPr>
-        <w:hyperlink r:id="rId22" w:history="1">
+        <w:hyperlink r:id="rId21" w:history="1">
           <w:r>
             <w:rPr>
               <w:rStyle w:val="Hyperlink"/>
@@ -3454,13 +3473,21 @@
       </w:r>
       <w:r>
         <w:rPr>
+          <w:u w:val="single" w:color="0000ff"/>
           <w:rFonts w:ascii="Charis SIL Regular" w:hAnsi="Charis SIL Regular" w:eastAsia="Charis SIL Regular"/>
           <w:b w:val="0"/>
           <w:i w:val="0"/>
           <w:color w:val="000000"/>
           <w:sz w:val="24"/>
         </w:rPr>
-        <w:t xml:space="preserve">, </w:t>
+        <w:hyperlink r:id="rId21" w:history="1">
+          <w:r>
+            <w:rPr>
+              <w:rStyle w:val="Hyperlink"/>
+            </w:rPr>
+            <w:t xml:space="preserve">, </w:t>
+          </w:r>
+        </w:hyperlink>
       </w:r>
       <w:r>
         <w:rPr>
@@ -3471,7 +3498,7 @@
           <w:sz w:val="24"/>
           <w:u w:val="single"/>
         </w:rPr>
-        <w:hyperlink r:id="rId23" w:history="1">
+        <w:hyperlink r:id="rId21" w:history="1">
           <w:r>
             <w:rPr>
               <w:rStyle w:val="Hyperlink"/>
@@ -3518,7 +3545,7 @@
           <w:sz w:val="24"/>
           <w:u w:val="single"/>
         </w:rPr>
-        <w:hyperlink r:id="rId21" w:history="1">
+        <w:hyperlink r:id="rId23" w:history="1">
           <w:r>
             <w:rPr>
               <w:rStyle w:val="Hyperlink"/>
